--- a/paper2/CoverLetter.docx
+++ b/paper2/CoverLetter.docx
@@ -8,7 +8,7 @@
         <w:jc w:val="left"/>
       </w:pPr>
       <w:r>
-        <w:t>22 June 2026</w:t>
+        <w:t>26 June 2026</w:t>
       </w:r>
     </w:p>
     <w:p>
@@ -64,7 +64,7 @@
         <w:jc w:val="both"/>
       </w:pPr>
       <w:r>
-        <w:t>We believe the work fits the scope of Earth Science Informatics as original research at the interface of computer science and the geosciences: it contributes a reusable algorithm and an openly released, reproducible software pipeline, demonstrated generality across twelve lakes, and full software and data availability. It addresses a concrete and timely computational barrier to environmental transport modelling in freshwater systems. The generality is supported by a model-to-model benchmark against an expert-built reservoir model and by an independent comparison of the exported surface temperature against satellite observations for four further lakes. The complete source code is released under the MIT licence with a continuous-integration test capsule, and the generated twelve-lake forcing dataset is openly archived, so that the reported results are fully reproducible.</w:t>
+        <w:t>We believe the work fits the scope of Earth Science Informatics as original research at the interface of computer science and the geosciences: it contributes a reusable algorithm and an openly released, reproducible software pipeline, demonstrated generality across twelve lakes, and full software and data availability. It addresses a concrete and timely computational barrier to environmental transport modelling in freshwater systems. The generality is supported by a same-group model-to-model consistency check against an expert-built reservoir model and by an independent comparison of the exported surface temperature against satellite observations for four further lakes. The complete source code is released under the MIT licence with a pinned software environment and a continuous-integration test that reproduces the sigma-to-z export from a clean checkout, and the twelve-lake forcing dataset is released openly as CF-1.8 NetCDF, so that the reported results are fully reproducible and the data are FAIR-interoperable.</w:t>
       </w:r>
     </w:p>
     <w:p>
@@ -87,7 +87,7 @@
         </w:r>
       </w:hyperlink>
       <w:r>
-        <w:t xml:space="preserve"> and archived on Zenodo (concept DOI: </w:t>
+        <w:t xml:space="preserve"> and archived on Zenodo under the concept DOI </w:t>
       </w:r>
       <w:hyperlink r:id="rId10">
         <w:r>
@@ -101,7 +101,7 @@
         </w:r>
       </w:hyperlink>
       <w:r>
-        <w:t>); the generated twelve-lake forcing dataset is distributed as release assets of the same archive.</w:t>
+        <w:t xml:space="preserve"> (which archives the source code, MIT); the generated twelve-lake forcing dataset (CC-BY-4.0) is distributed as a versioned GitHub release asset with a checksummed file manifest.</w:t>
       </w:r>
     </w:p>
     <w:p>
